--- a/generated_doc.docx
+++ b/generated_doc.docx
@@ -20,7 +20,7 @@
           <w:szCs w:val="28"/>
           <w:rtl w:val="0"/>
         </w:rPr>
-        <w:t xml:space="preserve">Amir Temur haqida</w:t>
+        <w:t xml:space="preserve">salom</w:t>
       </w:r>
       <w:r>
         <w:rPr>
@@ -49,23 +49,35 @@
           <w:szCs w:val="28"/>
           <w:rtl w:val="0"/>
         </w:rPr>
-        <w:t xml:space="preserve">Amir Temur, yoki Tamerlan, 1336-yilda Movarounnahrda tug‘ilgan va 1405-yilda vafot etgan buyuk turk-mongol sarkardasi va davlat arbobi hisoblanadi. U o‘zining harbiy mahorati, strategik fikrlashi va davlat boshqaruvidagi yutuqlari bilan tanilgan. Amir Temurning hayoti va faoliyati O‘rta Osiyo, Yaqin Sharq va hatto Yevropaga ta’sir ko‘rsatgan.</w:t>
+        <w:t xml:space="preserve">Salom! Sizga "Salom" mavzusida maqola yozishdan mamnunman.</w:t>
         <w:br/>
         <w:t xml:space="preserve"/>
         <w:br/>
-        <w:t xml:space="preserve">Amir Temur 1370-yilda Samarqandni o‘z poytaxti qilib, o‘z imperiyasini qurishni boshladi. U ko‘plab urushlar olib borib, o‘z hududini kengaytirdi va o‘z davlati ichida tartib o‘rnatdi. Uning harbiy yurishlari davomida u Hindiston, Eron, Iroq va Turkiyaga qadar yetib bordi. Amir Temur o‘zining harbiy g‘alabalari bilan birga, madaniyat va san’atni rivojlantirishga ham katta e’tibor qaratdi. Samarqandda ko‘plab me’moriy obidalar, masjidlar va madrasalar qurildi.</w:t>
+        <w:t xml:space="preserve">**Salom: O'zbek Tilida Salomlashish Madaniyati**</w:t>
         <w:br/>
         <w:t xml:space="preserve"/>
         <w:br/>
-        <w:t xml:space="preserve">Amir Temur o‘zining hukmronligi davrida adolatli boshqaruvni ta’minlashga harakat qildi. U qonunlarni mustahkamladi va davlat boshqaruvini markazlashtirdi. Shuningdek, u ilm-fan va san’atni qo‘llab-quvvatladi, bu esa Samarqandni o‘sha davrning madaniy markazlaridan biriga aylantirdi.</w:t>
+        <w:t xml:space="preserve">Salom, har bir insonning bir-biri bilan muloqotda bo'lishining asosiy va muhim qismidir. O'zbek tilida "salom" so'zi, asosan, salomlashish, ya'ni biror kishi bilan uchrashganda yoki muloqot boshlaganda ishlatiladi. Bu so'z nafaqat salomlashish, balki insonlar o'rtasidagi iliqlik va samimiylikni ifodalaydi.</w:t>
         <w:br/>
         <w:t xml:space="preserve"/>
         <w:br/>
-        <w:t xml:space="preserve">Amir Temurning merosi bugungi kunda ham muhim ahamiyatga ega. U O‘rta Osiyo tarixida buyuk sarkarda sifatida yodga olinadi va uning hayoti ko‘plab tadqiqotlar va asarlarga mavzu bo‘lgan. Amir Temurning harbiy va madaniy yutuqlari, shuningdek, uning shaxsiy xususiyatlari, tarixiy shaxs sifatida uning o‘rnini yanada mustahkamlaydi. </w:t>
+        <w:t xml:space="preserve">O'zbek madaniyatida salomlashish an'analari juda qadimiydir. O'zbeklar bir-biriga salom berishdan avval, ko'z bilan aloqa o'rnatish va tabassum qilishni afzal ko'radilar. Bu, o'zaro hurmat va e'tibor ko'rsatishning bir ko'rinishi hisoblanadi. Salom berish jarayonida, odatda, "Assalomu alaykum" (salam sizga bo'lsin) deb aytiladi, bu esa samimiy va hurmatli salomlashish usuli hisoblanadi. Javob sifatida esa "Alaykum assalom" (sizga ham salom) deb qaytariladi.</w:t>
         <w:br/>
         <w:t xml:space="preserve"/>
         <w:br/>
-        <w:t xml:space="preserve">Shunday qilib, Amir Temur nafaqat harbiy sarkarda, balki madaniyat va ilm-fan rivojiga hissa qo‘shgan buyuk shaxs sifatida tarixda o‘z o‘rnini egallagan.</w:t>
+        <w:t xml:space="preserve">Salomlashish nafaqat shaxsiy muloqotda, balki ish joylarida, rasmiy tadbirlarda ham muhim ahamiyatga ega. O'zbeklar o'zaro salomlashishda ko'pincha qo'l siqish yoki quchoqlashish kabi jismoniy aloqalarni ham qo'llaydilar, bu esa ularning samimiyligini yanada oshiradi.</w:t>
+        <w:br/>
+        <w:t xml:space="preserve"/>
+        <w:br/>
+        <w:t xml:space="preserve">Shuningdek, salom berishning turli shakllari mavjud. Masalan, yoshlar o'rtasida "Salom, do'st!" yoki "Salom, qadrdon!" kabi norasmiy salomlar ishlatiladi. Rasmiy muhitda esa "Salom, janob" yoki "Salom, xonim" kabi ifodalar qo'llaniladi.</w:t>
+        <w:br/>
+        <w:t xml:space="preserve"/>
+        <w:br/>
+        <w:t xml:space="preserve">Xulosa qilib aytganda, "salom" so'zi o'zbek tilida nafaqat bir salomlashish vositasi, balki insonlar o'rtasidagi munosabatlarni mustahkamlovchi, samimiylik va hurmatni ifodalovchi muhim bir unsurdir. Salom berish orqali biz bir-birimizga e'tibor beramiz va ijtimoiy aloqalarni rivojlantiramiz.</w:t>
+        <w:br/>
+        <w:t xml:space="preserve"/>
+        <w:br/>
+        <w:t xml:space="preserve">Umid qilamanki, bu maqola sizga foydali bo'ldi. Agar qo'shimcha savollaringiz bo'lsa, marhamat, so'rang!</w:t>
       </w:r>
     </w:p>
     <w:p>
